--- a/templates/documents/CONTRATOS CIVILES/CONTRATOS BAJO FIRMA PRIVADA/BIENES TRASLATIVOS/MAQUINA INDUSTRIAL/CONTRATO DE VENTA DE MAQUINARIA INDUSTRIAL.docx
+++ b/templates/documents/CONTRATOS CIVILES/CONTRATOS BAJO FIRMA PRIVADA/BIENES TRASLATIVOS/MAQUINA INDUSTRIAL/CONTRATO DE VENTA DE MAQUINARIA INDUSTRIAL.docx
@@ -4,534 +4,288 @@
   <w:body>
     <w:p>
       <w:pPr>
-        <w:jc w:val="both"/>
-        <w:rPr>
-          <w:b/>
-          <w:bCs/>
-        </w:rPr>
-      </w:pPr>
-      <w:r>
-        <w:rPr>
-          <w:b/>
-          <w:bCs/>
-        </w:rPr>
+        <w:spacing w:after="0" w:line="240" w:lineRule="auto"/>
+        <w:jc w:val="center"/>
+      </w:pPr>
+      <w:r>
         <w:t>CONTRATO DE VENTA DE MAQUINARIA INDUSTRIAL</w:t>
       </w:r>
     </w:p>
     <w:p>
       <w:pPr>
-        <w:jc w:val="both"/>
-      </w:pPr>
-      <w:r>
-        <w:rPr>
-          <w:b/>
-          <w:bCs/>
-        </w:rPr>
-        <w:t>ENTRE:</w:t>
-      </w:r>
-    </w:p>
-    <w:p>
-      <w:pPr>
-        <w:jc w:val="both"/>
-      </w:pPr>
-      <w:r>
-        <w:t xml:space="preserve">De una parte, </w:t>
-      </w:r>
-      <w:r>
-        <w:rPr>
-          <w:b/>
-          <w:bCs/>
-        </w:rPr>
-        <w:t>[NOMBRE DE LA EMPRESA VENDEDORA]</w:t>
-      </w:r>
-      <w:r>
-        <w:t xml:space="preserve">, sociedad comercial debidamente constituida de conformidad con las leyes de la República Dominicana, titular del RNC No. [Número], con su asiento social en [Dirección], debidamente representada por su [Cargo del representante, ej. Gerente], el señor </w:t>
-      </w:r>
-      <w:r>
-        <w:rPr>
-          <w:b/>
-          <w:bCs/>
-        </w:rPr>
-        <w:t>[Nombre del representante]</w:t>
-      </w:r>
-      <w:r>
-        <w:t xml:space="preserve">, dominicano, mayor de edad, titular de la Cédula de Identidad y Electoral No. [Número]; quien en lo adelante se denominará </w:t>
-      </w:r>
-      <w:r>
-        <w:rPr>
-          <w:b/>
-          <w:bCs/>
-        </w:rPr>
-        <w:t>LA VENDEDORA</w:t>
-      </w:r>
-      <w:r>
-        <w:t>.</w:t>
-      </w:r>
-    </w:p>
-    <w:p>
-      <w:pPr>
-        <w:jc w:val="both"/>
-      </w:pPr>
-      <w:r>
-        <w:t xml:space="preserve">De la otra parte, </w:t>
-      </w:r>
-      <w:r>
-        <w:rPr>
-          <w:b/>
-          <w:bCs/>
-        </w:rPr>
-        <w:t>[NOMBRE DE LA EMPRESA COMPRADORA]</w:t>
-      </w:r>
-      <w:r>
-        <w:t xml:space="preserve">, sociedad comercial debidamente constituida de conformidad con las leyes de la República Dominicana, titular del RNC No. [Número], con su asiento social en [Dirección], debidamente representada por su [Cargo], el señor </w:t>
-      </w:r>
-      <w:r>
-        <w:rPr>
-          <w:b/>
-          <w:bCs/>
-        </w:rPr>
-        <w:t>[Nombre del representante]</w:t>
-      </w:r>
-      <w:r>
-        <w:t xml:space="preserve">, dominicano, mayor de edad, titular de la Cédula de Identidad y Electoral No. [Número]; quien en lo adelante se denominará </w:t>
-      </w:r>
-      <w:r>
-        <w:rPr>
-          <w:b/>
-          <w:bCs/>
-        </w:rPr>
-        <w:t>LA COMPRADORA</w:t>
-      </w:r>
-      <w:r>
-        <w:t>.</w:t>
-      </w:r>
-    </w:p>
-    <w:p>
-      <w:pPr>
-        <w:jc w:val="both"/>
-      </w:pPr>
-      <w:r>
-        <w:rPr>
-          <w:b/>
-          <w:bCs/>
-        </w:rPr>
-        <w:t>LAS PARTES</w:t>
-      </w:r>
-      <w:r>
-        <w:t>, de manera libre y voluntaria, han convenido y pactado lo siguiente:</w:t>
-      </w:r>
-    </w:p>
-    <w:p>
-      <w:pPr>
-        <w:jc w:val="both"/>
-        <w:rPr>
-          <w:b/>
-          <w:bCs/>
-        </w:rPr>
-      </w:pPr>
-      <w:r>
-        <w:rPr>
-          <w:b/>
-          <w:bCs/>
-        </w:rPr>
-        <w:t>CLÁUSULAS</w:t>
-      </w:r>
-    </w:p>
-    <w:p>
-      <w:pPr>
-        <w:jc w:val="both"/>
-      </w:pPr>
-      <w:r>
-        <w:rPr>
-          <w:b/>
-          <w:bCs/>
-        </w:rPr>
-        <w:t>PRIMERA: OBJETO.</w:t>
+        <w:spacing w:after="0" w:line="240" w:lineRule="auto"/>
+        <w:jc w:val="center"/>
+      </w:pPr>
+    </w:p>
+    <w:p>
+      <w:pPr>
+        <w:spacing w:after="0" w:line="240" w:lineRule="auto"/>
+        <w:jc w:val="both"/>
+      </w:pPr>
+      <w:r>
+        <w:t>ENTRE: De una parte, {{TRATAMIENTO_VENDEDOR}} {{NOMBRE_VENDEDOR}}, sociedad comercial debidamente constituida de conformidad con las leyes de la República Dominicana, titular de {{DOCUMENTO IDENTIDAD_VENDEDOR}}, con su asiento social en {{DIRECCION O DOMICILIO_VENDEDOR}}, debidamente representada por su {{CARGO_REPRESENTANTE_VENDEDOR}}, {{TRATAMIENTO_REPRESENTANTE_VENDEDOR}} {{NOMBRE_REPRESENTANTE_VENDEDOR}}, de nacionalidad {{NACIONALIDAD_REPRESENTANTE_VENDEDOR}}, mayor de edad, titular de {{DOCUMENTO IDENTIDAD_REPRESENTANTE_VENDEDOR}}; quien en lo adelante se denominará LA VENDEDORA.</w:t>
+      </w:r>
+    </w:p>
+    <w:p>
+      <w:pPr>
+        <w:spacing w:after="0" w:line="240" w:lineRule="auto"/>
+        <w:jc w:val="both"/>
+      </w:pPr>
+    </w:p>
+    <w:p>
+      <w:pPr>
+        <w:spacing w:after="0" w:line="240" w:lineRule="auto"/>
+        <w:jc w:val="both"/>
+      </w:pPr>
+      <w:r>
+        <w:t>De la otra parte, {{TRATAMIENTO_COMPRADOR}} {{NOMBRE_COMPRADOR}}, sociedad comercial debidamente constituida de conformidad con las leyes de la República Dominicana, titular de {{DOCUMENTO IDENTIDAD_COMPRADOR}}, con su asiento social en {{DIRECCION O DOMICILIO_COMPRADOR}}, debidamente representada por su {{CARGO_REPRESENTANTE_COMPRADOR}}, {{TRATAMIENTO_REPRESENTANTE_COMPRADOR}} {{NOMBRE_REPRESENTANTE_COMPRADOR}}, de nacionalidad {{NACIONALIDAD_REPRESENTANTE_COMPRADOR}}, mayor de edad, titular de {{DOCUMENTO IDENTIDAD_REPRESENTANTE_COMPRADOR}}; quien en lo adelante se denominará LA COMPRADORA.</w:t>
       </w:r>
       <w:r>
         <w:t xml:space="preserve"> </w:t>
       </w:r>
       <w:r>
-        <w:rPr>
-          <w:b/>
-          <w:bCs/>
-        </w:rPr>
-        <w:t>LA VENDEDORA</w:t>
-      </w:r>
-      <w:r>
-        <w:t xml:space="preserve"> vende, cede y transfiere, con todas las garantías ordinarias de derecho, a favor de </w:t>
-      </w:r>
-      <w:r>
-        <w:rPr>
-          <w:b/>
-          <w:bCs/>
-        </w:rPr>
-        <w:t>LA COMPRADORA</w:t>
-      </w:r>
-      <w:r>
-        <w:t>, quien acepta, la propiedad de la siguiente maquinaria industrial (en lo adelante, "LA MAQUINARIA"):</w:t>
-      </w:r>
-    </w:p>
-    <w:p>
-      <w:pPr>
-        <w:numPr>
-          <w:ilvl w:val="0"/>
-          <w:numId w:val="1"/>
-        </w:numPr>
-        <w:jc w:val="both"/>
-      </w:pPr>
-      <w:r>
-        <w:rPr>
-          <w:b/>
-          <w:bCs/>
-        </w:rPr>
-        <w:t>Tipo de Máquina:</w:t>
-      </w:r>
-      <w:r>
-        <w:t xml:space="preserve"> [</w:t>
+        <w:t>LAS PARTES, de manera libre y voluntaria, han convenido y pactado lo siguiente:</w:t>
+      </w:r>
+    </w:p>
+    <w:p>
+      <w:pPr>
+        <w:spacing w:after="0" w:line="240" w:lineRule="auto"/>
+        <w:jc w:val="both"/>
+      </w:pPr>
+    </w:p>
+    <w:p>
+      <w:pPr>
+        <w:spacing w:after="0" w:line="240" w:lineRule="auto"/>
+        <w:jc w:val="center"/>
+      </w:pPr>
+      <w:r>
+        <w:t>C</w:t>
+      </w:r>
+      <w:r>
+        <w:t xml:space="preserve"> </w:t>
+      </w:r>
+      <w:r>
+        <w:t>L</w:t>
+      </w:r>
+      <w:r>
+        <w:t xml:space="preserve"> </w:t>
       </w:r>
       <w:proofErr w:type="spellStart"/>
       <w:r>
-        <w:t>Ej</w:t>
+        <w:t>Á</w:t>
       </w:r>
       <w:proofErr w:type="spellEnd"/>
       <w:r>
-        <w:t>: Torno CNC / Planta Eléctrica]</w:t>
-      </w:r>
-    </w:p>
-    <w:p>
-      <w:pPr>
-        <w:numPr>
-          <w:ilvl w:val="0"/>
-          <w:numId w:val="1"/>
-        </w:numPr>
-        <w:jc w:val="both"/>
-      </w:pPr>
-      <w:r>
-        <w:rPr>
-          <w:b/>
-          <w:bCs/>
-        </w:rPr>
-        <w:t>Marca:</w:t>
-      </w:r>
-      <w:r>
-        <w:t xml:space="preserve"> [Marca]</w:t>
-      </w:r>
-    </w:p>
-    <w:p>
-      <w:pPr>
-        <w:numPr>
-          <w:ilvl w:val="0"/>
-          <w:numId w:val="1"/>
-        </w:numPr>
-        <w:jc w:val="both"/>
-      </w:pPr>
-      <w:r>
-        <w:rPr>
-          <w:b/>
-          <w:bCs/>
-        </w:rPr>
-        <w:t>Modelo:</w:t>
-      </w:r>
-      <w:r>
-        <w:t xml:space="preserve"> [Modelo]</w:t>
-      </w:r>
-    </w:p>
-    <w:p>
-      <w:pPr>
-        <w:numPr>
-          <w:ilvl w:val="0"/>
-          <w:numId w:val="1"/>
-        </w:numPr>
-        <w:jc w:val="both"/>
-      </w:pPr>
-      <w:r>
-        <w:rPr>
-          <w:b/>
-          <w:bCs/>
-        </w:rPr>
-        <w:t>Número de Serie:</w:t>
-      </w:r>
-      <w:r>
-        <w:t xml:space="preserve"> [S/N]</w:t>
-      </w:r>
-    </w:p>
-    <w:p>
-      <w:pPr>
-        <w:numPr>
-          <w:ilvl w:val="0"/>
-          <w:numId w:val="1"/>
-        </w:numPr>
-        <w:jc w:val="both"/>
-      </w:pPr>
-      <w:r>
-        <w:rPr>
-          <w:b/>
-          <w:bCs/>
-        </w:rPr>
-        <w:t>Año de Fabricación:</w:t>
-      </w:r>
-      <w:r>
-        <w:t xml:space="preserve"> [Año]</w:t>
-      </w:r>
-    </w:p>
-    <w:p>
-      <w:pPr>
-        <w:numPr>
-          <w:ilvl w:val="0"/>
-          <w:numId w:val="1"/>
-        </w:numPr>
-        <w:jc w:val="both"/>
-      </w:pPr>
-      <w:r>
-        <w:rPr>
-          <w:b/>
-          <w:bCs/>
-        </w:rPr>
-        <w:t>Estado:</w:t>
-      </w:r>
-      <w:r>
-        <w:t xml:space="preserve"> [Nuevo / Usado en condiciones operativas]</w:t>
-      </w:r>
-    </w:p>
-    <w:p>
-      <w:pPr>
-        <w:jc w:val="both"/>
-      </w:pPr>
-      <w:r>
-        <w:rPr>
-          <w:b/>
-          <w:bCs/>
-        </w:rPr>
-        <w:t>SEGUNDA: PRECIO Y FORMA DE PAGO.</w:t>
-      </w:r>
-      <w:r>
-        <w:t xml:space="preserve"> El precio pactado por la venta de LA MAQUINARIA es la suma de </w:t>
-      </w:r>
-      <w:r>
-        <w:rPr>
-          <w:b/>
-          <w:bCs/>
-        </w:rPr>
-        <w:t>[Monto en números y letras] (RD$ / US$)</w:t>
-      </w:r>
-      <w:r>
-        <w:t>, más el correspondiente Impuesto a la Transferencia de Bienes Industrializados y Servicios (ITBIS).</w:t>
-      </w:r>
-    </w:p>
-    <w:p>
-      <w:pPr>
-        <w:jc w:val="both"/>
-      </w:pPr>
-      <w:r>
-        <w:rPr>
-          <w:i/>
-          <w:iCs/>
-        </w:rPr>
-        <w:t>Nota: Especificar aquí si es pago de contado, mediante cheque certificado, transferencia bancaria o pagos parciales.</w:t>
-      </w:r>
-    </w:p>
-    <w:p>
-      <w:pPr>
-        <w:jc w:val="both"/>
-      </w:pPr>
-      <w:r>
-        <w:rPr>
-          <w:b/>
-          <w:bCs/>
-        </w:rPr>
-        <w:t>TERCERA: ENTREGA Y RECEPCIÓN.</w:t>
-      </w:r>
-      <w:r>
         <w:t xml:space="preserve"> </w:t>
       </w:r>
       <w:r>
-        <w:rPr>
-          <w:b/>
-          <w:bCs/>
-        </w:rPr>
-        <w:t>LA VENDEDORA</w:t>
-      </w:r>
-      <w:r>
-        <w:t xml:space="preserve"> se compromete a entregar LA MAQUINARIA en [Lugar de entrega] en fecha [Día/Mes/Año]. Los gastos de </w:t>
-      </w:r>
+        <w:t>U</w:t>
+      </w:r>
+      <w:r>
+        <w:t xml:space="preserve"> </w:t>
+      </w:r>
+      <w:r>
+        <w:t>S</w:t>
+      </w:r>
+      <w:r>
+        <w:t xml:space="preserve"> </w:t>
+      </w:r>
+      <w:r>
+        <w:t>U</w:t>
+      </w:r>
+      <w:r>
+        <w:t xml:space="preserve"> </w:t>
+      </w:r>
+      <w:r>
+        <w:t>L</w:t>
+      </w:r>
+      <w:r>
+        <w:t xml:space="preserve"> </w:t>
+      </w:r>
+      <w:r>
+        <w:t>A</w:t>
+      </w:r>
+      <w:r>
+        <w:t xml:space="preserve"> </w:t>
+      </w:r>
+      <w:r>
+        <w:t>S</w:t>
+      </w:r>
+    </w:p>
+    <w:p>
+      <w:pPr>
+        <w:spacing w:after="0" w:line="240" w:lineRule="auto"/>
+        <w:jc w:val="both"/>
+      </w:pPr>
+    </w:p>
+    <w:p>
+      <w:pPr>
+        <w:spacing w:after="0" w:line="240" w:lineRule="auto"/>
+        <w:jc w:val="both"/>
+      </w:pPr>
+      <w:r>
+        <w:t>PRIMERA: OBJETO. LA VENDEDORA vende, cede y transfiere, con todas las garantías ordinarias de derecho, a favor de LA COMPRADORA, quien acepta, la propiedad de la siguiente maquinaria industrial (en lo adelante, "LA MAQUINARIA"):</w:t>
+      </w:r>
+    </w:p>
+    <w:p>
+      <w:pPr>
+        <w:spacing w:after="0" w:line="240" w:lineRule="auto"/>
+        <w:jc w:val="center"/>
+      </w:pPr>
+    </w:p>
+    <w:p>
+      <w:pPr>
+        <w:spacing w:after="0" w:line="240" w:lineRule="auto"/>
+        <w:jc w:val="center"/>
+      </w:pPr>
+      <w:r>
+        <w:t>{{DESCRIPCION_DEL_BIEN}}</w:t>
+      </w:r>
+    </w:p>
+    <w:p>
+      <w:pPr>
+        <w:spacing w:after="0" w:line="240" w:lineRule="auto"/>
+        <w:jc w:val="both"/>
+      </w:pPr>
+    </w:p>
+    <w:p>
+      <w:pPr>
+        <w:spacing w:after="0" w:line="240" w:lineRule="auto"/>
+        <w:jc w:val="both"/>
+      </w:pPr>
+      <w:r>
+        <w:t>SEGUNDA: PRECIO Y FORMA DE PAGO. El precio de venta acordado para LA MAQUINARIA es de {{PRECIO_VENTA_LETRAS}} (RD$ {{PRECIO_VENTA_NUMEROS}}). LA COMPRADORA pagará dicho monto a LA VENDEDORA mediante la siguiente modalidad: {{FORMA_DE_PAGO}}.</w:t>
+      </w:r>
+    </w:p>
+    <w:p>
+      <w:pPr>
+        <w:spacing w:after="0" w:line="240" w:lineRule="auto"/>
+        <w:jc w:val="both"/>
+      </w:pPr>
+    </w:p>
+    <w:p>
+      <w:pPr>
+        <w:spacing w:after="0" w:line="240" w:lineRule="auto"/>
+        <w:jc w:val="both"/>
+      </w:pPr>
+      <w:r>
+        <w:t>TERCERA: ENTREGA Y RECEPCIÓN. LA MAQUINARIA será entregada a LA COMPRADORA en las instalaciones ubicadas en {{DIRECCION_DE_ENTREGA}}, en fecha {{FECHA_DE_ENTREGA}}.</w:t>
+      </w:r>
+    </w:p>
+    <w:p>
+      <w:pPr>
+        <w:spacing w:after="0" w:line="240" w:lineRule="auto"/>
+        <w:jc w:val="both"/>
+      </w:pPr>
+    </w:p>
+    <w:p>
+      <w:pPr>
+        <w:spacing w:after="0" w:line="240" w:lineRule="auto"/>
+        <w:jc w:val="both"/>
+      </w:pPr>
+      <w:r>
+        <w:t>CUARTA: GARANTÍA Y RESPONSABILIDAD.</w:t>
+      </w:r>
+      <w:r>
+        <w:t xml:space="preserve"> </w:t>
+      </w:r>
+      <w:r>
+        <w:t>Garantía de Funcionamiento: LA VENDEDORA otorga una garantía limitada de {{TIEMPO_GARANTIA}} contra defectos de fabricación o vicios ocultos.</w:t>
+      </w:r>
+    </w:p>
+    <w:p>
+      <w:pPr>
+        <w:spacing w:after="0" w:line="240" w:lineRule="auto"/>
+        <w:jc w:val="both"/>
+      </w:pPr>
+      <w:r>
+        <w:t>Exclusión: La garantía no cubre daños causados por uso negligente, falta de mantenimiento preventivo según manual del fabricante o fluctuaciones eléctricas externas.</w:t>
+      </w:r>
+    </w:p>
+    <w:p>
+      <w:pPr>
+        <w:spacing w:after="0" w:line="240" w:lineRule="auto"/>
+        <w:jc w:val="both"/>
+      </w:pPr>
+    </w:p>
+    <w:p>
+      <w:pPr>
+        <w:spacing w:after="0" w:line="240" w:lineRule="auto"/>
+        <w:jc w:val="both"/>
+      </w:pPr>
+      <w:r>
+        <w:t>Vicios Ocultos: Conforme al Art. 1641 del Código Civil Dominicano, LA VENDEDORA responde por los vicios ocultos que hagan a la máquina impropia para el uso a que se destina.</w:t>
+      </w:r>
+    </w:p>
+    <w:p>
+      <w:pPr>
+        <w:spacing w:after="0" w:line="240" w:lineRule="auto"/>
+        <w:jc w:val="both"/>
+      </w:pPr>
+    </w:p>
+    <w:p>
+      <w:pPr>
+        <w:spacing w:after="0" w:line="240" w:lineRule="auto"/>
+        <w:jc w:val="both"/>
+      </w:pPr>
+      <w:r>
+        <w:t>QUINTA: PROPIEDAD Y RIESGOS. La transferencia de la propiedad se perfecciona con la firma del presente contrato y el pago total del precio. No obstante, el riesgo de pérdida o deterioro de LA MAQUINARIA se transfiere a LA COMPRADORA a partir del momento de la entrega física.</w:t>
+      </w:r>
+    </w:p>
+    <w:p>
+      <w:pPr>
+        <w:spacing w:after="0" w:line="240" w:lineRule="auto"/>
+        <w:jc w:val="both"/>
+      </w:pPr>
+    </w:p>
+    <w:p>
+      <w:pPr>
+        <w:spacing w:after="0" w:line="240" w:lineRule="auto"/>
+        <w:jc w:val="both"/>
+      </w:pPr>
       <w:r>
         <w:lastRenderedPageBreak/>
-        <w:t xml:space="preserve">transporte, desmonte e instalación correrán por cuenta de </w:t>
-      </w:r>
-      <w:r>
-        <w:rPr>
-          <w:b/>
-          <w:bCs/>
-        </w:rPr>
-        <w:t>[Indicar si es Vendedor o Comprador]</w:t>
-      </w:r>
-      <w:r>
-        <w:t>.</w:t>
-      </w:r>
-    </w:p>
-    <w:p>
-      <w:pPr>
-        <w:jc w:val="both"/>
-      </w:pPr>
-      <w:r>
-        <w:rPr>
-          <w:b/>
-          <w:bCs/>
-        </w:rPr>
-        <w:t>CUARTA: GARANTÍA Y RESPONSABILIDAD.</w:t>
-      </w:r>
-      <w:r>
-        <w:t xml:space="preserve"> 1. </w:t>
-      </w:r>
-      <w:r>
-        <w:rPr>
-          <w:b/>
-          <w:bCs/>
-        </w:rPr>
-        <w:t>Garantía de Funcionamiento:</w:t>
-      </w:r>
-      <w:r>
-        <w:t xml:space="preserve"> </w:t>
-      </w:r>
-      <w:r>
-        <w:rPr>
-          <w:b/>
-          <w:bCs/>
-        </w:rPr>
-        <w:t>LA VENDEDORA</w:t>
-      </w:r>
-      <w:r>
-        <w:t xml:space="preserve"> otorga una garantía limitada de [Número] meses/años contra defectos de fabricación o vicios ocultos. 2. </w:t>
-      </w:r>
-      <w:r>
-        <w:rPr>
-          <w:b/>
-          <w:bCs/>
-        </w:rPr>
-        <w:t>Exclusión:</w:t>
-      </w:r>
-      <w:r>
-        <w:t xml:space="preserve"> La garantía no cubre daños causados por uso negligente, falta de mantenimiento preventivo según manual del fabricante o fluctuaciones eléctricas externas. 3. </w:t>
-      </w:r>
-      <w:r>
-        <w:rPr>
-          <w:b/>
-          <w:bCs/>
-        </w:rPr>
-        <w:t>Vicios Ocultos:</w:t>
-      </w:r>
-      <w:r>
-        <w:t xml:space="preserve"> Conforme al </w:t>
-      </w:r>
-      <w:r>
-        <w:rPr>
-          <w:b/>
-          <w:bCs/>
-        </w:rPr>
-        <w:t>Art. 1641 del Código Civil Dominicano</w:t>
-      </w:r>
-      <w:r>
-        <w:t>, LA VENDEDORA responde por los vicios ocultos que hagan a la máquina impropia para el uso a que se destina.</w:t>
-      </w:r>
-    </w:p>
-    <w:p>
-      <w:pPr>
-        <w:jc w:val="both"/>
-      </w:pPr>
-      <w:r>
-        <w:rPr>
-          <w:b/>
-          <w:bCs/>
-        </w:rPr>
-        <w:t>QUINTA: PROPIEDAD Y RIESGOS.</w:t>
-      </w:r>
-      <w:r>
-        <w:t xml:space="preserve"> La transferencia de la propiedad se perfecciona con la firma del presente contrato y el pago total del precio. No obstante, el riesgo de pérdida o deterioro de LA MAQUINARIA se transfiere a </w:t>
-      </w:r>
-      <w:r>
-        <w:rPr>
-          <w:b/>
-          <w:bCs/>
-        </w:rPr>
-        <w:t>LA COMPRADORA</w:t>
-      </w:r>
-      <w:r>
-        <w:t xml:space="preserve"> a partir del momento de la entrega física.</w:t>
-      </w:r>
-    </w:p>
-    <w:p>
-      <w:pPr>
-        <w:jc w:val="both"/>
-      </w:pPr>
-      <w:r>
-        <w:rPr>
-          <w:b/>
-          <w:bCs/>
-        </w:rPr>
-        <w:t>SEXTA: CUMPLIMIENTO LEGAL (Ley 155-17).</w:t>
-      </w:r>
-      <w:r>
-        <w:t xml:space="preserve"> Las partes declaran que los fondos utilizados para esta transacción provienen de actividades lícitas y cumplen con la </w:t>
-      </w:r>
-      <w:r>
-        <w:rPr>
-          <w:b/>
-          <w:bCs/>
-        </w:rPr>
-        <w:t>Ley No. 155-17 contra el Lavado de Activos y Financiamiento del Terrorismo</w:t>
-      </w:r>
-      <w:r>
-        <w:t>.</w:t>
-      </w:r>
-    </w:p>
-    <w:p>
-      <w:pPr>
-        <w:jc w:val="both"/>
-      </w:pPr>
-      <w:r>
-        <w:rPr>
-          <w:b/>
-          <w:bCs/>
-        </w:rPr>
-        <w:t>SÉPTIMA: ELECCIÓN DE DOMICILIO Y JURISDICCIÓN.</w:t>
-      </w:r>
-      <w:r>
-        <w:t xml:space="preserve"> Para los fines del presente contrato, las partes eligen domicilio en sus respectivas direcciones mencionadas en el encabezado. Cualquier diferendo será sometido a la jurisdicción de los tribunales de [Ciudad/Distrito Nacional].</w:t>
-      </w:r>
-    </w:p>
-    <w:p>
-      <w:pPr>
-        <w:jc w:val="both"/>
-      </w:pPr>
-      <w:r>
-        <w:pict w14:anchorId="62B87FC7">
-          <v:rect id="_x0000_i1031" style="width:0;height:1.5pt" o:hralign="center" o:hrstd="t" o:hr="t" fillcolor="#a0a0a0" stroked="f"/>
-        </w:pict>
-      </w:r>
-    </w:p>
-    <w:p>
-      <w:pPr>
-        <w:jc w:val="both"/>
-      </w:pPr>
-      <w:r>
-        <w:rPr>
-          <w:b/>
-          <w:bCs/>
-        </w:rPr>
-        <w:t>HECHO Y FIRMADO</w:t>
-      </w:r>
-      <w:r>
-        <w:t xml:space="preserve"> de buena fe, en dos (2) originales de un mismo tenor y efecto, en la ciudad de [Ciudad], República Dominicana, a los [Día] días del mes de [Mes] del año [Año].</w:t>
-      </w:r>
-    </w:p>
-    <w:p>
-      <w:pPr>
+        <w:t>SEXTA: CUMPLIMIENTO LEGAL (Ley 155-17). Las partes declaran que los fondos utilizados para esta transacción provienen de actividades lícitas y cumplen con la Ley No. 155-17 contra el Lavado de Activos y Financiamiento del Terrorismo.</w:t>
+      </w:r>
+    </w:p>
+    <w:p>
+      <w:pPr>
+        <w:spacing w:after="0" w:line="240" w:lineRule="auto"/>
+        <w:jc w:val="both"/>
+      </w:pPr>
+    </w:p>
+    <w:p>
+      <w:pPr>
+        <w:spacing w:after="0" w:line="240" w:lineRule="auto"/>
+        <w:jc w:val="both"/>
+      </w:pPr>
+      <w:r>
+        <w:t>SÉPTIMA: ELECCIÓN DE DOMICILIO Y JURISDICCIÓN. Para los fines del presente contrato, las partes eligen domicilio en sus respectivas direcciones mencionadas en el encabezado. Cualquier diferendo será sometido a la jurisdicción de los tribunales competentes.</w:t>
+      </w:r>
+    </w:p>
+    <w:p>
+      <w:pPr>
+        <w:spacing w:after="0" w:line="240" w:lineRule="auto"/>
+        <w:jc w:val="both"/>
+      </w:pPr>
+    </w:p>
+    <w:p>
+      <w:pPr>
+        <w:spacing w:after="0" w:line="240" w:lineRule="auto"/>
+        <w:jc w:val="both"/>
+      </w:pPr>
+      <w:r>
+        <w:t>HECHO Y FIRMADO de buena fe, en dos (2) originales de un mismo tenor y efecto, en la ciudad de {{CIUDAD_FIRMA}}, República Dominicana, a los {{DIA_TEXTO}} ({{DIA_NUMERO}}) días del mes de {{MES_TEXTO}} del año {{AÑO_TEXTO}} ({{AÑO_NUMERO}}).</w:t>
+      </w:r>
+    </w:p>
+    <w:p>
+      <w:pPr>
+        <w:spacing w:after="0" w:line="240" w:lineRule="auto"/>
         <w:jc w:val="both"/>
       </w:pPr>
     </w:p>
     <w:sectPr>
-      <w:pgSz w:w="11906" w:h="16838"/>
+      <w:pgSz w:w="12240" w:h="20160" w:code="121"/>
       <w:pgMar w:top="1417" w:right="1701" w:bottom="1417" w:left="1701" w:header="708" w:footer="708" w:gutter="0"/>
       <w:cols w:space="708"/>
       <w:docGrid w:linePitch="360"/>
@@ -1300,6 +1054,7 @@
   <w:style w:type="character" w:default="1" w:styleId="Fuentedeprrafopredeter">
     <w:name w:val="Default Paragraph Font"/>
     <w:uiPriority w:val="1"/>
+    <w:semiHidden/>
     <w:unhideWhenUsed/>
   </w:style>
   <w:style w:type="table" w:default="1" w:styleId="Tablanormal">
